--- a/Workspace/Testing/Test plan/punti singoli/TestPlan unit testing/Testplan - TaskDAO.docx
+++ b/Workspace/Testing/Test plan/punti singoli/TestPlan unit testing/Testplan - TaskDAO.docx
@@ -4377,18 +4377,107 @@
         <w:tc>
           <w:tcPr>
             <w:tcW w:w="0" w:type="auto"/>
-            <w:hideMark/>
-          </w:tcPr>
-          <w:p>
-            <w:pPr>
-              <w:spacing w:after="160" w:line="259" w:lineRule="auto"/>
-            </w:pPr>
-            <w:r>
-              <w:rPr>
-                <w:b/>
-                <w:bCs/>
-              </w:rPr>
-              <w:t>TF_2</w:t>
+          </w:tcPr>
+          <w:p>
+            <w:pPr>
+              <w:rPr>
+                <w:b/>
+                <w:bCs/>
+              </w:rPr>
+            </w:pPr>
+            <w:r>
+              <w:rPr>
+                <w:b/>
+                <w:bCs/>
+              </w:rPr>
+              <w:t>TF_</w:t>
+            </w:r>
+            <w:r>
+              <w:rPr>
+                <w:b/>
+                <w:bCs/>
+              </w:rPr>
+              <w:t>2</w:t>
+            </w:r>
+          </w:p>
+        </w:tc>
+        <w:tc>
+          <w:tcPr>
+            <w:tcW w:w="0" w:type="auto"/>
+          </w:tcPr>
+          <w:p>
+            <w:r>
+              <w:t>SUPERVISORE</w:t>
+            </w:r>
+          </w:p>
+        </w:tc>
+        <w:tc>
+          <w:tcPr>
+            <w:tcW w:w="0" w:type="auto"/>
+          </w:tcPr>
+          <w:p>
+            <w:r>
+              <w:t>Positiva</w:t>
+            </w:r>
+          </w:p>
+        </w:tc>
+        <w:tc>
+          <w:tcPr>
+            <w:tcW w:w="0" w:type="auto"/>
+          </w:tcPr>
+          <w:p>
+            <w:r>
+              <w:t>Presenti</w:t>
+            </w:r>
+          </w:p>
+        </w:tc>
+        <w:tc>
+          <w:tcPr>
+            <w:tcW w:w="0" w:type="auto"/>
+          </w:tcPr>
+          <w:p>
+            <w:pPr>
+              <w:rPr>
+                <w:b/>
+                <w:bCs/>
+              </w:rPr>
+            </w:pPr>
+            <w:r>
+              <w:rPr>
+                <w:b/>
+                <w:bCs/>
+              </w:rPr>
+              <w:t>Successo</w:t>
+            </w:r>
+            <w:r>
+              <w:t>: Restituisce List&lt;Task&gt; popolata (Query su campo Supervisore)</w:t>
+            </w:r>
+          </w:p>
+        </w:tc>
+      </w:tr>
+      <w:tr>
+        <w:tc>
+          <w:tcPr>
+            <w:tcW w:w="0" w:type="auto"/>
+            <w:hideMark/>
+          </w:tcPr>
+          <w:p>
+            <w:pPr>
+              <w:spacing w:after="160" w:line="259" w:lineRule="auto"/>
+            </w:pPr>
+            <w:r>
+              <w:rPr>
+                <w:b/>
+                <w:bCs/>
+              </w:rPr>
+              <w:t>TF_</w:t>
+            </w:r>
+            <w:r>
+              <w:rPr>
+                <w:b/>
+                <w:bCs/>
+              </w:rPr>
+              <w:t>3</w:t>
             </w:r>
           </w:p>
         </w:tc>
@@ -4471,7 +4560,7 @@
                 <w:b/>
                 <w:bCs/>
               </w:rPr>
-              <w:t>TF_3</w:t>
+              <w:t>TF_4</w:t>
             </w:r>
           </w:p>
         </w:tc>
@@ -4513,7 +4602,7 @@
               <w:spacing w:after="160" w:line="259" w:lineRule="auto"/>
             </w:pPr>
             <w:r>
-              <w:t>Presenti</w:t>
+              <w:t>Assenti</w:t>
             </w:r>
           </w:p>
         </w:tc>
@@ -4534,41 +4623,41 @@
               <w:t>Successo</w:t>
             </w:r>
             <w:r>
-              <w:t>: Restituisce List&lt;Task&gt; popolata (Query su campo Supervisore)</w:t>
-            </w:r>
-          </w:p>
-        </w:tc>
-      </w:tr>
-      <w:tr>
-        <w:tc>
-          <w:tcPr>
-            <w:tcW w:w="0" w:type="auto"/>
-            <w:hideMark/>
-          </w:tcPr>
-          <w:p>
-            <w:pPr>
-              <w:spacing w:after="160" w:line="259" w:lineRule="auto"/>
-            </w:pPr>
-            <w:r>
-              <w:rPr>
-                <w:b/>
-                <w:bCs/>
-              </w:rPr>
-              <w:t>TF_4</w:t>
-            </w:r>
-          </w:p>
-        </w:tc>
-        <w:tc>
-          <w:tcPr>
-            <w:tcW w:w="0" w:type="auto"/>
-            <w:hideMark/>
-          </w:tcPr>
-          <w:p>
-            <w:pPr>
-              <w:spacing w:after="160" w:line="259" w:lineRule="auto"/>
-            </w:pPr>
-            <w:r>
-              <w:t>SUPERVISORE</w:t>
+              <w:t>: Restituisce List vuota</w:t>
+            </w:r>
+          </w:p>
+        </w:tc>
+      </w:tr>
+      <w:tr>
+        <w:tc>
+          <w:tcPr>
+            <w:tcW w:w="0" w:type="auto"/>
+            <w:hideMark/>
+          </w:tcPr>
+          <w:p>
+            <w:pPr>
+              <w:spacing w:after="160" w:line="259" w:lineRule="auto"/>
+            </w:pPr>
+            <w:r>
+              <w:rPr>
+                <w:b/>
+                <w:bCs/>
+              </w:rPr>
+              <w:t>TF_5</w:t>
+            </w:r>
+          </w:p>
+        </w:tc>
+        <w:tc>
+          <w:tcPr>
+            <w:tcW w:w="0" w:type="auto"/>
+            <w:hideMark/>
+          </w:tcPr>
+          <w:p>
+            <w:pPr>
+              <w:spacing w:after="160" w:line="259" w:lineRule="auto"/>
+            </w:pPr>
+            <w:r>
+              <w:t>Altro (GESTORE)</w:t>
             </w:r>
           </w:p>
         </w:tc>
@@ -4596,89 +4685,6 @@
               <w:spacing w:after="160" w:line="259" w:lineRule="auto"/>
             </w:pPr>
             <w:r>
-              <w:t>Assenti</w:t>
-            </w:r>
-          </w:p>
-        </w:tc>
-        <w:tc>
-          <w:tcPr>
-            <w:tcW w:w="0" w:type="auto"/>
-            <w:hideMark/>
-          </w:tcPr>
-          <w:p>
-            <w:pPr>
-              <w:spacing w:after="160" w:line="259" w:lineRule="auto"/>
-            </w:pPr>
-            <w:r>
-              <w:rPr>
-                <w:b/>
-                <w:bCs/>
-              </w:rPr>
-              <w:t>Successo</w:t>
-            </w:r>
-            <w:r>
-              <w:t>: Restituisce List vuota</w:t>
-            </w:r>
-          </w:p>
-        </w:tc>
-      </w:tr>
-      <w:tr>
-        <w:tc>
-          <w:tcPr>
-            <w:tcW w:w="0" w:type="auto"/>
-            <w:hideMark/>
-          </w:tcPr>
-          <w:p>
-            <w:pPr>
-              <w:spacing w:after="160" w:line="259" w:lineRule="auto"/>
-            </w:pPr>
-            <w:r>
-              <w:rPr>
-                <w:b/>
-                <w:bCs/>
-              </w:rPr>
-              <w:t>TF_5</w:t>
-            </w:r>
-          </w:p>
-        </w:tc>
-        <w:tc>
-          <w:tcPr>
-            <w:tcW w:w="0" w:type="auto"/>
-            <w:hideMark/>
-          </w:tcPr>
-          <w:p>
-            <w:pPr>
-              <w:spacing w:after="160" w:line="259" w:lineRule="auto"/>
-            </w:pPr>
-            <w:r>
-              <w:t>Altro (GESTORE)</w:t>
-            </w:r>
-          </w:p>
-        </w:tc>
-        <w:tc>
-          <w:tcPr>
-            <w:tcW w:w="0" w:type="auto"/>
-            <w:hideMark/>
-          </w:tcPr>
-          <w:p>
-            <w:pPr>
-              <w:spacing w:after="160" w:line="259" w:lineRule="auto"/>
-            </w:pPr>
-            <w:r>
-              <w:t>Positiva</w:t>
-            </w:r>
-          </w:p>
-        </w:tc>
-        <w:tc>
-          <w:tcPr>
-            <w:tcW w:w="0" w:type="auto"/>
-            <w:hideMark/>
-          </w:tcPr>
-          <w:p>
-            <w:pPr>
-              <w:spacing w:after="160" w:line="259" w:lineRule="auto"/>
-            </w:pPr>
-            <w:r>
               <w:t>Irrilevante</w:t>
             </w:r>
           </w:p>
@@ -4735,102 +4741,14 @@
                 <w:b/>
                 <w:bCs/>
               </w:rPr>
-              <w:t>TF_6</w:t>
-            </w:r>
-          </w:p>
-        </w:tc>
-        <w:tc>
-          <w:tcPr>
-            <w:tcW w:w="0" w:type="auto"/>
-            <w:hideMark/>
-          </w:tcPr>
-          <w:p>
-            <w:pPr>
-              <w:spacing w:after="160" w:line="259" w:lineRule="auto"/>
-            </w:pPr>
-            <w:proofErr w:type="spellStart"/>
-            <w:r>
-              <w:t>null</w:t>
-            </w:r>
-            <w:proofErr w:type="spellEnd"/>
-          </w:p>
-        </w:tc>
-        <w:tc>
-          <w:tcPr>
-            <w:tcW w:w="0" w:type="auto"/>
-            <w:hideMark/>
-          </w:tcPr>
-          <w:p>
-            <w:pPr>
-              <w:spacing w:after="160" w:line="259" w:lineRule="auto"/>
-            </w:pPr>
-            <w:r>
-              <w:t>-</w:t>
-            </w:r>
-          </w:p>
-        </w:tc>
-        <w:tc>
-          <w:tcPr>
-            <w:tcW w:w="0" w:type="auto"/>
-            <w:hideMark/>
-          </w:tcPr>
-          <w:p>
-            <w:pPr>
-              <w:spacing w:after="160" w:line="259" w:lineRule="auto"/>
-            </w:pPr>
-            <w:r>
-              <w:t>Irrilevante</w:t>
-            </w:r>
-          </w:p>
-        </w:tc>
-        <w:tc>
-          <w:tcPr>
-            <w:tcW w:w="0" w:type="auto"/>
-            <w:hideMark/>
-          </w:tcPr>
-          <w:p>
-            <w:pPr>
-              <w:spacing w:after="160" w:line="259" w:lineRule="auto"/>
-            </w:pPr>
-            <w:proofErr w:type="spellStart"/>
-            <w:r>
-              <w:rPr>
-                <w:b/>
-                <w:bCs/>
-              </w:rPr>
-              <w:t>Exception</w:t>
-            </w:r>
-            <w:proofErr w:type="spellEnd"/>
-            <w:r>
-              <w:t xml:space="preserve">: </w:t>
-            </w:r>
-            <w:proofErr w:type="spellStart"/>
-            <w:r>
-              <w:t>IllegalArgumentException</w:t>
-            </w:r>
-            <w:proofErr w:type="spellEnd"/>
-            <w:r>
-              <w:t xml:space="preserve"> </w:t>
-            </w:r>
-          </w:p>
-        </w:tc>
-      </w:tr>
-      <w:tr>
-        <w:tc>
-          <w:tcPr>
-            <w:tcW w:w="0" w:type="auto"/>
-            <w:hideMark/>
-          </w:tcPr>
-          <w:p>
-            <w:pPr>
-              <w:spacing w:after="160" w:line="259" w:lineRule="auto"/>
-            </w:pPr>
-            <w:r>
-              <w:rPr>
-                <w:b/>
-                <w:bCs/>
-              </w:rPr>
-              <w:t>TF_7</w:t>
+              <w:t>TF_</w:t>
+            </w:r>
+            <w:r>
+              <w:rPr>
+                <w:b/>
+                <w:bCs/>
+              </w:rPr>
+              <w:t>6</w:t>
             </w:r>
           </w:p>
         </w:tc>
@@ -4927,19 +4845,29 @@
                 <w:b/>
                 <w:bCs/>
               </w:rPr>
-              <w:t>TF_8</w:t>
-            </w:r>
-          </w:p>
-        </w:tc>
-        <w:tc>
-          <w:tcPr>
-            <w:tcW w:w="0" w:type="auto"/>
-            <w:hideMark/>
-          </w:tcPr>
-          <w:p>
-            <w:pPr>
-              <w:spacing w:after="160" w:line="259" w:lineRule="auto"/>
-            </w:pPr>
+              <w:t>TF_</w:t>
+            </w:r>
+            <w:r>
+              <w:rPr>
+                <w:b/>
+                <w:bCs/>
+              </w:rPr>
+              <w:t>7</w:t>
+            </w:r>
+          </w:p>
+        </w:tc>
+        <w:tc>
+          <w:tcPr>
+            <w:tcW w:w="0" w:type="auto"/>
+            <w:hideMark/>
+          </w:tcPr>
+          <w:p>
+            <w:pPr>
+              <w:spacing w:after="160" w:line="259" w:lineRule="auto"/>
+            </w:pPr>
+            <w:r>
+              <w:t xml:space="preserve">(Utente) </w:t>
+            </w:r>
             <w:proofErr w:type="spellStart"/>
             <w:r>
               <w:t>null</w:t>
@@ -5473,7 +5401,6 @@
         <w:pStyle w:val="Titolo4"/>
       </w:pPr>
       <w:r>
-        <w:lastRenderedPageBreak/>
         <w:t>Test Frames</w:t>
       </w:r>
     </w:p>
@@ -5506,6 +5433,7 @@
                 <w:b/>
                 <w:bCs/>
               </w:rPr>
+              <w:lastRenderedPageBreak/>
               <w:t>ID Frame</w:t>
             </w:r>
           </w:p>
@@ -6563,11 +6491,10 @@
         <w:tblLook w:val="04A0" w:firstRow="1" w:lastRow="0" w:firstColumn="1" w:lastColumn="0" w:noHBand="0" w:noVBand="1"/>
       </w:tblPr>
       <w:tblGrid>
-        <w:gridCol w:w="1018"/>
-        <w:gridCol w:w="1247"/>
-        <w:gridCol w:w="1450"/>
-        <w:gridCol w:w="1814"/>
-        <w:gridCol w:w="4099"/>
+        <w:gridCol w:w="1181"/>
+        <w:gridCol w:w="1991"/>
+        <w:gridCol w:w="2470"/>
+        <w:gridCol w:w="3986"/>
       </w:tblGrid>
       <w:tr>
         <w:tc>
@@ -6602,24 +6529,6 @@
                 <w:b/>
                 <w:bCs/>
               </w:rPr>
-              <w:t>Input: Task</w:t>
-            </w:r>
-          </w:p>
-        </w:tc>
-        <w:tc>
-          <w:tcPr>
-            <w:tcW w:w="0" w:type="auto"/>
-            <w:hideMark/>
-          </w:tcPr>
-          <w:p>
-            <w:pPr>
-              <w:spacing w:after="160" w:line="259" w:lineRule="auto"/>
-            </w:pPr>
-            <w:r>
-              <w:rPr>
-                <w:b/>
-                <w:bCs/>
-              </w:rPr>
               <w:t>Input: ID</w:t>
             </w:r>
           </w:p>
@@ -6690,20 +6599,6 @@
               <w:spacing w:after="160" w:line="259" w:lineRule="auto"/>
             </w:pPr>
             <w:r>
-              <w:t>Istanziato</w:t>
-            </w:r>
-          </w:p>
-        </w:tc>
-        <w:tc>
-          <w:tcPr>
-            <w:tcW w:w="0" w:type="auto"/>
-            <w:hideMark/>
-          </w:tcPr>
-          <w:p>
-            <w:pPr>
-              <w:spacing w:after="160" w:line="259" w:lineRule="auto"/>
-            </w:pPr>
-            <w:r>
               <w:t>Positivo</w:t>
             </w:r>
           </w:p>
@@ -6718,72 +6613,48 @@
               <w:spacing w:after="160" w:line="259" w:lineRule="auto"/>
             </w:pPr>
             <w:r>
-              <w:rPr>
-                <w:b/>
-                <w:bCs/>
-              </w:rPr>
-              <w:t>Presente</w:t>
-            </w:r>
-            <w:r>
-              <w:t xml:space="preserve"> (Senza allegato)</w:t>
-            </w:r>
-          </w:p>
-        </w:tc>
-        <w:tc>
-          <w:tcPr>
-            <w:tcW w:w="0" w:type="auto"/>
-            <w:hideMark/>
-          </w:tcPr>
-          <w:p>
-            <w:pPr>
-              <w:spacing w:after="160" w:line="259" w:lineRule="auto"/>
-            </w:pPr>
-            <w:r>
-              <w:rPr>
-                <w:b/>
-                <w:bCs/>
-              </w:rPr>
-              <w:t>Successo</w:t>
-            </w:r>
-            <w:r>
-              <w:t xml:space="preserve">: </w:t>
-            </w:r>
-            <w:r>
-              <w:t>query di eliminazione eseguita</w:t>
-            </w:r>
-          </w:p>
-        </w:tc>
-      </w:tr>
-      <w:tr>
-        <w:tc>
-          <w:tcPr>
-            <w:tcW w:w="0" w:type="auto"/>
-            <w:hideMark/>
-          </w:tcPr>
-          <w:p>
-            <w:pPr>
-              <w:spacing w:after="160" w:line="259" w:lineRule="auto"/>
-            </w:pPr>
-            <w:r>
-              <w:rPr>
-                <w:b/>
-                <w:bCs/>
-              </w:rPr>
-              <w:t>TF_3</w:t>
-            </w:r>
-          </w:p>
-        </w:tc>
-        <w:tc>
-          <w:tcPr>
-            <w:tcW w:w="0" w:type="auto"/>
-            <w:hideMark/>
-          </w:tcPr>
-          <w:p>
-            <w:pPr>
-              <w:spacing w:after="160" w:line="259" w:lineRule="auto"/>
-            </w:pPr>
-            <w:r>
-              <w:t>Istanziato</w:t>
+              <w:t>Presente (Senza allegato)</w:t>
+            </w:r>
+          </w:p>
+        </w:tc>
+        <w:tc>
+          <w:tcPr>
+            <w:tcW w:w="0" w:type="auto"/>
+            <w:hideMark/>
+          </w:tcPr>
+          <w:p>
+            <w:pPr>
+              <w:spacing w:after="160" w:line="259" w:lineRule="auto"/>
+            </w:pPr>
+            <w:r>
+              <w:t>Successo: query di eliminazione eseguita</w:t>
+            </w:r>
+          </w:p>
+        </w:tc>
+      </w:tr>
+      <w:tr>
+        <w:tc>
+          <w:tcPr>
+            <w:tcW w:w="0" w:type="auto"/>
+            <w:hideMark/>
+          </w:tcPr>
+          <w:p>
+            <w:pPr>
+              <w:spacing w:after="160" w:line="259" w:lineRule="auto"/>
+            </w:pPr>
+            <w:r>
+              <w:rPr>
+                <w:b/>
+                <w:bCs/>
+              </w:rPr>
+              <w:t>TF_</w:t>
+            </w:r>
+            <w:r>
+              <w:rPr>
+                <w:b/>
+                <w:bCs/>
+              </w:rPr>
+              <w:t>2</w:t>
             </w:r>
           </w:p>
         </w:tc>
@@ -6811,10 +6682,6 @@
               <w:spacing w:after="160" w:line="259" w:lineRule="auto"/>
             </w:pPr>
             <w:r>
-              <w:rPr>
-                <w:b/>
-                <w:bCs/>
-              </w:rPr>
               <w:t>Assente</w:t>
             </w:r>
           </w:p>
@@ -6828,154 +6695,51 @@
             <w:pPr>
               <w:spacing w:after="160" w:line="259" w:lineRule="auto"/>
             </w:pPr>
-            <w:r>
-              <w:rPr>
-                <w:b/>
-                <w:bCs/>
-              </w:rPr>
-              <w:t>Successo</w:t>
-            </w:r>
-            <w:r>
-              <w:t>: Nessuna operazione (Idempotenza) o 0 righe affette*</w:t>
-            </w:r>
-          </w:p>
-        </w:tc>
-      </w:tr>
-      <w:tr>
-        <w:tc>
-          <w:tcPr>
-            <w:tcW w:w="0" w:type="auto"/>
-            <w:hideMark/>
-          </w:tcPr>
-          <w:p>
-            <w:pPr>
-              <w:spacing w:after="160" w:line="259" w:lineRule="auto"/>
-            </w:pPr>
-            <w:r>
-              <w:rPr>
-                <w:b/>
-                <w:bCs/>
-              </w:rPr>
-              <w:t>TF_4</w:t>
-            </w:r>
-          </w:p>
-        </w:tc>
-        <w:tc>
-          <w:tcPr>
-            <w:tcW w:w="0" w:type="auto"/>
-            <w:hideMark/>
-          </w:tcPr>
-          <w:p>
-            <w:pPr>
-              <w:spacing w:after="160" w:line="259" w:lineRule="auto"/>
-            </w:pPr>
-            <w:proofErr w:type="spellStart"/>
-            <w:r>
-              <w:t>null</w:t>
-            </w:r>
-            <w:proofErr w:type="spellEnd"/>
-          </w:p>
-        </w:tc>
-        <w:tc>
-          <w:tcPr>
-            <w:tcW w:w="0" w:type="auto"/>
-            <w:hideMark/>
-          </w:tcPr>
-          <w:p>
-            <w:pPr>
-              <w:spacing w:after="160" w:line="259" w:lineRule="auto"/>
-            </w:pPr>
-            <w:r>
-              <w:t>-</w:t>
-            </w:r>
-          </w:p>
-        </w:tc>
-        <w:tc>
-          <w:tcPr>
-            <w:tcW w:w="0" w:type="auto"/>
-            <w:hideMark/>
-          </w:tcPr>
-          <w:p>
-            <w:pPr>
-              <w:spacing w:after="160" w:line="259" w:lineRule="auto"/>
-            </w:pPr>
-            <w:r>
-              <w:t>Irrilevante</w:t>
-            </w:r>
-          </w:p>
-        </w:tc>
-        <w:tc>
-          <w:tcPr>
-            <w:tcW w:w="0" w:type="auto"/>
-            <w:hideMark/>
-          </w:tcPr>
-          <w:p>
-            <w:pPr>
-              <w:spacing w:after="160" w:line="259" w:lineRule="auto"/>
-            </w:pPr>
-            <w:proofErr w:type="spellStart"/>
-            <w:r>
-              <w:t>IllegalArgumentException</w:t>
-            </w:r>
-            <w:proofErr w:type="spellEnd"/>
-            <w:r>
-              <w:t xml:space="preserve"> </w:t>
-            </w:r>
-          </w:p>
-        </w:tc>
-      </w:tr>
-      <w:tr>
-        <w:tc>
-          <w:tcPr>
-            <w:tcW w:w="0" w:type="auto"/>
-            <w:hideMark/>
-          </w:tcPr>
-          <w:p>
-            <w:pPr>
-              <w:spacing w:after="160" w:line="259" w:lineRule="auto"/>
-            </w:pPr>
-            <w:r>
-              <w:rPr>
-                <w:b/>
-                <w:bCs/>
-              </w:rPr>
-              <w:lastRenderedPageBreak/>
-              <w:t>TF_5</w:t>
-            </w:r>
-          </w:p>
-        </w:tc>
-        <w:tc>
-          <w:tcPr>
-            <w:tcW w:w="0" w:type="auto"/>
-            <w:hideMark/>
-          </w:tcPr>
-          <w:p>
-            <w:pPr>
-              <w:spacing w:after="160" w:line="259" w:lineRule="auto"/>
-            </w:pPr>
-            <w:r>
-              <w:t>Istanziato</w:t>
-            </w:r>
-          </w:p>
-        </w:tc>
-        <w:tc>
-          <w:tcPr>
-            <w:tcW w:w="0" w:type="auto"/>
-            <w:hideMark/>
-          </w:tcPr>
-          <w:p>
-            <w:pPr>
-              <w:spacing w:after="160" w:line="259" w:lineRule="auto"/>
-            </w:pPr>
-            <w:r>
-              <w:rPr>
-                <w:b/>
-                <w:bCs/>
-              </w:rPr>
-              <w:t>Non positivo</w:t>
-            </w:r>
-            <w:r>
-              <w:t xml:space="preserve"> (&lt;= 0)</w:t>
+            <w:proofErr w:type="spellStart"/>
+            <w:r>
+              <w:t>SQLException</w:t>
+            </w:r>
+            <w:proofErr w:type="spellEnd"/>
+          </w:p>
+        </w:tc>
+      </w:tr>
+      <w:tr>
+        <w:tc>
+          <w:tcPr>
+            <w:tcW w:w="0" w:type="auto"/>
+            <w:hideMark/>
+          </w:tcPr>
+          <w:p>
+            <w:pPr>
+              <w:spacing w:after="160" w:line="259" w:lineRule="auto"/>
+            </w:pPr>
+            <w:r>
+              <w:rPr>
+                <w:b/>
+                <w:bCs/>
+              </w:rPr>
+              <w:t>TF_</w:t>
+            </w:r>
+            <w:r>
+              <w:rPr>
+                <w:b/>
+                <w:bCs/>
+              </w:rPr>
+              <w:t>3</w:t>
+            </w:r>
+          </w:p>
+        </w:tc>
+        <w:tc>
+          <w:tcPr>
+            <w:tcW w:w="0" w:type="auto"/>
+            <w:hideMark/>
+          </w:tcPr>
+          <w:p>
+            <w:pPr>
+              <w:spacing w:after="160" w:line="259" w:lineRule="auto"/>
+            </w:pPr>
+            <w:r>
+              <w:t>Non positivo (&lt;= 0)</w:t>
             </w:r>
           </w:p>
         </w:tc>
